--- a/03_report/02_Data_Engineering_&_ETL_Validation_Report.docx
+++ b/03_report/02_Data_Engineering_&_ETL_Validation_Report.docx
@@ -124,6 +124,15 @@
         </w:rPr>
         <w:t>POSTGRESQL+POWERBI</w:t>
       </w:r>
+      <w:r>
+        <w:rPr>
+          <w:b/>
+          <w:bCs/>
+          <w:sz w:val="28"/>
+          <w:szCs w:val="28"/>
+        </w:rPr>
+        <w:t>+PYTHON</w:t>
+      </w:r>
     </w:p>
     <w:p>
       <w:pPr>
@@ -408,14 +417,7 @@
           <w:i/>
           <w:iCs/>
         </w:rPr>
-        <w:t xml:space="preserve">Fast </w:t>
-      </w:r>
-      <w:r>
-        <w:rPr>
-          <w:i/>
-          <w:iCs/>
-        </w:rPr>
-        <w:t>(</w:t>
+        <w:t>Fast (</w:t>
       </w:r>
       <m:oMath>
         <m:r>
@@ -940,14 +942,7 @@
           <w:b/>
           <w:bCs/>
         </w:rPr>
-        <w:t>3</w:t>
-      </w:r>
-      <w:r>
-        <w:rPr>
-          <w:b/>
-          <w:bCs/>
-        </w:rPr>
-        <w:t>. Financial Logic &amp; Profitability Modeling Methodology</w:t>
+        <w:t>3. Financial Logic &amp; Profitability Modeling Methodology</w:t>
       </w:r>
     </w:p>
     <w:p>
@@ -3305,6 +3300,7 @@
   <w:style w:type="character" w:default="1" w:styleId="DefaultParagraphFont">
     <w:name w:val="Default Paragraph Font"/>
     <w:uiPriority w:val="1"/>
+    <w:semiHidden/>
     <w:unhideWhenUsed/>
   </w:style>
   <w:style w:type="table" w:default="1" w:styleId="TableNormal">
